--- a/02 CS Standards/CS-010 CF Grounding & Electrical Bonding.docx
+++ b/02 CS Standards/CS-010 CF Grounding & Electrical Bonding.docx
@@ -119,7 +119,7 @@
               <w:rPr>
                 <w:sz w:val="19"/>
               </w:rPr>
-              <w:t>B</w:t>
+              <w:t>C</w:t>
             </w:r>
           </w:p>
         </w:tc>
@@ -177,7 +177,7 @@
               <w:rPr>
                 <w:sz w:val="19"/>
               </w:rPr>
-              <w:t>2026-07-28</w:t>
+              <w:t>2026-08-28</w:t>
             </w:r>
           </w:p>
         </w:tc>
@@ -582,6 +582,60 @@
           </w:p>
         </w:tc>
       </w:tr>
+      <w:tr>
+        <w:tc>
+          <w:tcPr>
+            <w:tcW w:type="dxa" w:w="2412"/>
+          </w:tcPr>
+          <w:p>
+            <w:r>
+              <w:rPr>
+                <w:sz w:val="19"/>
+              </w:rPr>
+              <w:t>C</w:t>
+            </w:r>
+          </w:p>
+        </w:tc>
+        <w:tc>
+          <w:tcPr>
+            <w:tcW w:type="dxa" w:w="2412"/>
+          </w:tcPr>
+          <w:p>
+            <w:r>
+              <w:rPr>
+                <w:sz w:val="19"/>
+              </w:rPr>
+              <w:t>2026-08-28</w:t>
+            </w:r>
+          </w:p>
+        </w:tc>
+        <w:tc>
+          <w:tcPr>
+            <w:tcW w:type="dxa" w:w="2412"/>
+          </w:tcPr>
+          <w:p>
+            <w:r>
+              <w:rPr>
+                <w:sz w:val="19"/>
+              </w:rPr>
+              <w:t>Claude</w:t>
+            </w:r>
+          </w:p>
+        </w:tc>
+        <w:tc>
+          <w:tcPr>
+            <w:tcW w:type="dxa" w:w="2412"/>
+          </w:tcPr>
+          <w:p>
+            <w:r>
+              <w:rPr>
+                <w:sz w:val="19"/>
+              </w:rPr>
+              <w:t>Engineering pass (CS-000 Rev C conventions). Figure 1 draws the diffuser recipe in plan: mesh sheets, the 25 mm overlap, the terminable tail, and the probe pattern that proves the part. One intensifier cut from §1. No rule changed.</w:t>
+            </w:r>
+          </w:p>
+        </w:tc>
+      </w:tr>
     </w:tbl>
     <w:p/>
     <w:p>
@@ -621,7 +675,7 @@
         <w:t>&lt;1 Ω continuous everywhere</w:t>
       </w:r>
       <w:r>
-        <w:t xml:space="preserve"> (2026-06-21) and genuinely impressed people at comp. The </w:t>
+        <w:t xml:space="preserve"> (2026-06-21) and drew praise from the design judges at comp. The </w:t>
       </w:r>
       <w:r>
         <w:rPr>
@@ -919,7 +973,7 @@
         <w:t>Grounding point</w:t>
       </w:r>
       <w:r>
-        <w:t xml:space="preserve"> — the fastener/tab where the part's conductive path meets chassis ground.</w:t>
+        <w:t>: the fastener/tab where the part's conductive path meets chassis ground.</w:t>
       </w:r>
     </w:p>
     <w:p>
@@ -933,7 +987,7 @@
         <w:t>Probe pattern</w:t>
       </w:r>
       <w:r>
-        <w:t xml:space="preserve"> — the defined set of surface points measured against the grounding point.</w:t>
+        <w:t>: the defined set of surface points measured against the grounding point.</w:t>
       </w:r>
     </w:p>
     <w:p>
@@ -947,7 +1001,7 @@
         <w:t>CF as conductor</w:t>
       </w:r>
       <w:r>
-        <w:t xml:space="preserve"> — carbon laminate conducts, but through-thickness resistance through resin-rich layers is high and unpredictable; bare CF also can't be reliably terminated. Hence copper mesh.</w:t>
+        <w:t>: carbon laminate conducts, but through-thickness resistance through resin-rich layers is high and unpredictable; bare CF also can't be reliably terminated. Hence copper mesh.</w:t>
       </w:r>
     </w:p>
     <w:p>
@@ -1241,7 +1295,7 @@
               <w:rPr>
                 <w:sz w:val="19"/>
               </w:rPr>
-              <w:t>Secondary/supplement only — insufficient alone (R3)</w:t>
+              <w:t>Secondary/supplement only; insufficient alone (R3)</w:t>
             </w:r>
           </w:p>
         </w:tc>
@@ -1350,7 +1404,7 @@
         <w:pStyle w:val="Heading3"/>
       </w:pPr>
       <w:r>
-        <w:t>7.2 Build the path (mesh-in-stack method — the diffuser recipe)</w:t>
+        <w:t>7.2 Build the path (mesh-in-stack method: the diffuser recipe)</w:t>
       </w:r>
     </w:p>
     <w:p>
@@ -1411,6 +1465,59 @@
         <w:t>Infuse/laminate per CS-006/CS-007. Note on the WO where mesh actually ended up (as-built).</w:t>
       </w:r>
     </w:p>
+    <w:p>
+      <w:pPr>
+        <w:jc w:val="center"/>
+      </w:pPr>
+      <w:r>
+        <w:drawing>
+          <wp:inline xmlns:a="http://schemas.openxmlformats.org/drawingml/2006/main" xmlns:pic="http://schemas.openxmlformats.org/drawingml/2006/picture">
+            <wp:extent cx="5669280" cy="2705793"/>
+            <wp:docPr id="1" name="Picture 1"/>
+            <wp:cNvGraphicFramePr>
+              <a:graphicFrameLocks noChangeAspect="1"/>
+            </wp:cNvGraphicFramePr>
+            <a:graphic>
+              <a:graphicData uri="http://schemas.openxmlformats.org/drawingml/2006/picture">
+                <pic:pic>
+                  <pic:nvPicPr>
+                    <pic:cNvPr id="0" name="cs010-mesh-path.png"/>
+                    <pic:cNvPicPr/>
+                  </pic:nvPicPr>
+                  <pic:blipFill>
+                    <a:blip r:embed="rId9"/>
+                    <a:stretch>
+                      <a:fillRect/>
+                    </a:stretch>
+                  </pic:blipFill>
+                  <pic:spPr>
+                    <a:xfrm>
+                      <a:off x="0" y="0"/>
+                      <a:ext cx="5669280" cy="2705793"/>
+                    </a:xfrm>
+                    <a:prstGeom prst="rect"/>
+                  </pic:spPr>
+                </pic:pic>
+              </a:graphicData>
+            </a:graphic>
+          </wp:inline>
+        </w:drawing>
+      </w:r>
+    </w:p>
+    <w:p>
+      <w:pPr>
+        <w:jc w:val="center"/>
+      </w:pPr>
+      <w:r>
+        <w:rPr>
+          <w:i/>
+          <w:color w:val="505050"/>
+          <w:sz w:val="18"/>
+        </w:rPr>
+        <w:t>Figure 1. The mesh-in-stack path in plan: sheets overlapping ≥25 mm, a bare terminable tail at the grounding point, and the default probe pattern (100 mm grid plus edge midpoints). Every point measures to the grounding point; every point passes or the part does not.</w:t>
+      </w:r>
+    </w:p>
+    <w:p/>
     <w:tbl>
       <w:tblPr>
         <w:tblStyle w:val="TableGrid"/>
@@ -1450,7 +1557,7 @@
         <w:pStyle w:val="Heading3"/>
       </w:pPr>
       <w:r>
-        <w:t>7.3 Measure — one method, every time</w:t>
+        <w:t>7.3 Measure: one method, every time</w:t>
       </w:r>
     </w:p>
     <w:p>
